--- a/Evolution/chapters/05 - Quantum Biology - Life on the Edge.docx
+++ b/Evolution/chapters/05 - Quantum Biology - Life on the Edge.docx
@@ -14,7 +14,7 @@
     </w:p>
     <w:p>
       <w:pPr>
-        <w:pStyle w:val="Heading1"/>
+        <w:pStyle w:val="ChapterLabel"/>
         <w:ind w:left="0" w:right="0" w:firstLine="0"/>
         <w:jc w:val="center"/>
       </w:pPr>
@@ -34,7 +34,7 @@
     </w:p>
     <w:p>
       <w:pPr>
-        <w:pStyle w:val="Heading1"/>
+        <w:pStyle w:val="Heading2"/>
         <w:ind w:left="0" w:right="0" w:firstLine="0"/>
         <w:jc w:val="center"/>
       </w:pPr>
@@ -53,37 +53,7 @@
       <w:r>
         <w:br/>
         <w:br/>
-        <w:t>Cells.</w:t>
-      </w:r>
-      <w:r>
-        <w:br/>
-        <w:br/>
-        <w:t>Proteins.</w:t>
-      </w:r>
-      <w:r>
-        <w:br/>
-        <w:br/>
-        <w:t>Membranes.</w:t>
-      </w:r>
-      <w:r>
-        <w:br/>
-        <w:br/>
-        <w:t>DNA.</w:t>
-      </w:r>
-      <w:r>
-        <w:br/>
-        <w:br/>
-        <w:t>Birds.</w:t>
-      </w:r>
-      <w:r>
-        <w:br/>
-        <w:br/>
-        <w:t>Plants.</w:t>
-      </w:r>
-      <w:r>
-        <w:br/>
-        <w:br/>
-        <w:t>Animals.</w:t>
+        <w:t>Cells, proteins, membranes, birds, plants.</w:t>
       </w:r>
       <w:r>
         <w:br/>
@@ -112,7 +82,7 @@
       <w:r>
         <w:br/>
         <w:br/>
-        <w:t>Quantum mechanics sounds like something you need a lab for.</w:t>
+        <w:t>It sounds like something you need a lab for.</w:t>
       </w:r>
       <w:r>
         <w:br/>
@@ -138,29 +108,15 @@
       <w:r>
         <w:t>, the young science trying to answer it.</w:t>
       </w:r>
-    </w:p>
-    <w:p>
-      <w:pPr>
-        <w:pStyle w:val="Heading1"/>
-        <w:ind w:left="0" w:right="0" w:firstLine="0"/>
-        <w:jc w:val="center"/>
-      </w:pPr>
       <w:r>
-        <w:t>McFadden and Al-Khalili Ask a Dangerous Question</w:t>
-      </w:r>
-    </w:p>
-    <w:p>
-      <w:pPr>
-        <w:ind w:left="0" w:right="0" w:firstLine="0"/>
-        <w:jc w:val="center"/>
-      </w:pPr>
-      <w:r>
+        <w:br/>
+        <w:br/>
         <w:t>Johnjoe McFadden and Jim Al-Khalili, a molecular biologist and a physicist, ask exactly that question.</w:t>
       </w:r>
       <w:r>
         <w:br/>
         <w:br/>
-        <w:t xml:space="preserve">Their book, </w:t>
+        <w:t xml:space="preserve">Their 2014 book, </w:t>
       </w:r>
       <w:r>
         <w:rPr>
@@ -204,12 +160,12 @@
     </w:p>
     <w:p>
       <w:pPr>
-        <w:pStyle w:val="Heading1"/>
+        <w:pStyle w:val="Heading2"/>
         <w:ind w:left="0" w:right="0" w:firstLine="0"/>
         <w:jc w:val="center"/>
       </w:pPr>
       <w:r>
-        <w:t>Why Should Quantum Effects Survive Inside a Warm Cell?</w:t>
+        <w:t>Warm, Wet, and Noisy</w:t>
       </w:r>
     </w:p>
     <w:p>
@@ -284,15 +240,45 @@
         <w:br/>
         <w:t>It only needs to survive for an instant, in the right spot, to matter.</w:t>
       </w:r>
+      <w:r>
+        <w:br/>
+        <w:br/>
+        <w:t>Noise is not always the enemy, either.</w:t>
+      </w:r>
+      <w:r>
+        <w:br/>
+        <w:br/>
+        <w:t>Sometimes a noisy environment helps a system move energy efficiently through a complicated molecular landscape.</w:t>
+      </w:r>
+      <w:r>
+        <w:br/>
+        <w:br/>
+        <w:t>Sometimes ordinary heat-driven jostling assists a chemical reaction rather than ruining it.</w:t>
+      </w:r>
+      <w:r>
+        <w:br/>
+        <w:br/>
+        <w:t>Sometimes the environment itself decides which quantum states end up mattering most.</w:t>
+      </w:r>
+      <w:r>
+        <w:br/>
+        <w:br/>
+        <w:t>So the relationship between quantum coherence, noise, and what a cell does is subtler than you might expect.</w:t>
+      </w:r>
+      <w:r>
+        <w:br/>
+        <w:br/>
+        <w:t>It is not simply a case of quantum good, environment bad.</w:t>
+      </w:r>
     </w:p>
     <w:p>
       <w:pPr>
-        <w:pStyle w:val="Heading1"/>
+        <w:pStyle w:val="Heading2"/>
         <w:ind w:left="0" w:right="0" w:firstLine="0"/>
         <w:jc w:val="center"/>
       </w:pPr>
       <w:r>
-        <w:t>Quantum Tunneling: The Particle Cheats</w:t>
+        <w:t>Tunneling: The Particle Cheats</w:t>
       </w:r>
     </w:p>
     <w:p>
@@ -352,23 +338,9 @@
         <w:br/>
         <w:t>And biological molecules are full of these small energy hills.</w:t>
       </w:r>
-    </w:p>
-    <w:p>
-      <w:pPr>
-        <w:pStyle w:val="Heading1"/>
-        <w:ind w:left="0" w:right="0" w:firstLine="0"/>
-        <w:jc w:val="center"/>
-      </w:pPr>
       <w:r>
-        <w:t>Enzymes Are Molecular Machines</w:t>
-      </w:r>
-    </w:p>
-    <w:p>
-      <w:pPr>
-        <w:ind w:left="0" w:right="0" w:firstLine="0"/>
-        <w:jc w:val="center"/>
-      </w:pPr>
-      <w:r>
+        <w:br/>
+        <w:br/>
         <w:t>Enzymes are the proteins that make chemical reactions in your cells happen dramatically faster.</w:t>
       </w:r>
       <w:r>
@@ -399,6 +371,21 @@
       <w:r>
         <w:br/>
         <w:br/>
+        <w:t>The chemist Judith Klinman and others showed it by swapping ordinary hydrogen for heavy hydrogen, which carries an extra neutron.</w:t>
+      </w:r>
+      <w:r>
+        <w:br/>
+        <w:br/>
+        <w:t>Heavier particles tunnel far less easily.</w:t>
+      </w:r>
+      <w:r>
+        <w:br/>
+        <w:br/>
+        <w:t>In one enzyme from soybeans, the swap slows the reaction about eighty times, far more than ordinary chemistry predicts, and tunneling explains the gap.</w:t>
+      </w:r>
+      <w:r>
+        <w:br/>
+        <w:br/>
         <w:t>The quantum effect here is not some giant wave spanning the whole enzyme.</w:t>
       </w:r>
       <w:r>
@@ -406,23 +393,9 @@
         <w:br/>
         <w:t>It can be one small quantum event at exactly the right spot.</w:t>
       </w:r>
-    </w:p>
-    <w:p>
-      <w:pPr>
-        <w:pStyle w:val="Heading1"/>
-        <w:ind w:left="0" w:right="0" w:firstLine="0"/>
-        <w:jc w:val="center"/>
-      </w:pPr>
       <w:r>
-        <w:t>A Proton Can Take a Quantum Shortcut</w:t>
-      </w:r>
-    </w:p>
-    <w:p>
-      <w:pPr>
-        <w:ind w:left="0" w:right="0" w:firstLine="0"/>
-        <w:jc w:val="center"/>
-      </w:pPr>
-      <w:r>
+        <w:br/>
+        <w:br/>
         <w:t>Protons are heavier than electrons, so on their own they tunnel less easily.</w:t>
       </w:r>
       <w:r>
@@ -453,7 +426,7 @@
     </w:p>
     <w:p>
       <w:pPr>
-        <w:pStyle w:val="Heading1"/>
+        <w:pStyle w:val="Heading2"/>
         <w:ind w:left="0" w:right="0" w:firstLine="0"/>
         <w:jc w:val="center"/>
       </w:pPr>
@@ -477,7 +450,7 @@
       <w:r>
         <w:br/>
         <w:br/>
-        <w:t>One proposed reason involves quantum tunneling of protons sitting inside DNA's base pairs, the rungs of its famous double-helix ladder.</w:t>
+        <w:t>One proposed reason, first suggested by the Swedish physicist Per-Olov Löwdin in 1963, involves quantum tunneling of protons sitting inside DNA's base pairs, the rungs of its famous double-helix ladder.</w:t>
       </w:r>
       <w:r>
         <w:br/>
@@ -512,12 +485,12 @@
     </w:p>
     <w:p>
       <w:pPr>
-        <w:pStyle w:val="Heading1"/>
+        <w:pStyle w:val="Heading2"/>
         <w:ind w:left="0" w:right="0" w:firstLine="0"/>
         <w:jc w:val="center"/>
       </w:pPr>
       <w:r>
-        <w:t>Photosynthesis Is Almost Showing Off</w:t>
+        <w:t>Light, Caught and Passed Along</w:t>
       </w:r>
     </w:p>
     <w:p>
@@ -568,23 +541,9 @@
         <w:br/>
         <w:t>Evolution only needed to keep whatever happened to work.</w:t>
       </w:r>
-    </w:p>
-    <w:p>
-      <w:pPr>
-        <w:pStyle w:val="Heading1"/>
-        <w:ind w:left="0" w:right="0" w:firstLine="0"/>
-        <w:jc w:val="center"/>
-      </w:pPr>
       <w:r>
-        <w:t>Quantum Coherence in a Biological Machine</w:t>
-      </w:r>
-    </w:p>
-    <w:p>
-      <w:pPr>
-        <w:ind w:left="0" w:right="0" w:firstLine="0"/>
-        <w:jc w:val="center"/>
-      </w:pPr>
-      <w:r>
+        <w:br/>
+        <w:br/>
         <w:t xml:space="preserve">A quantum system can exist in several possible states at once, something physicists call a </w:t>
       </w:r>
       <w:r>
@@ -609,7 +568,12 @@
       <w:r>
         <w:br/>
         <w:br/>
-        <w:t>Inside photosynthetic complexes, the molecular machinery that captures light, experiments have found signals consistent with this in-step behavior.</w:t>
+        <w:t>In 2007, a team led by Graham Fleming at Berkeley fired ultrashort laser pulses at a light-harvesting protein from green sulfur bacteria, chilled to about minus 196 degrees Celsius.</w:t>
+      </w:r>
+      <w:r>
+        <w:br/>
+        <w:br/>
+        <w:t>They saw signals that looked like energy sampling several paths at once, in step.</w:t>
       </w:r>
       <w:r>
         <w:br/>
@@ -619,7 +583,7 @@
       <w:r>
         <w:br/>
         <w:br/>
-        <w:t>Some later experiments suggest the effect is briefer and smaller than the first excited headlines claimed.</w:t>
+        <w:t>Later experiments, run closer to room temperature, suggest the effect is briefer and smaller than the first excited headlines claimed.</w:t>
       </w:r>
       <w:r>
         <w:br/>
@@ -629,12 +593,12 @@
     </w:p>
     <w:p>
       <w:pPr>
-        <w:pStyle w:val="Heading1"/>
+        <w:pStyle w:val="Heading2"/>
         <w:ind w:left="0" w:right="0" w:firstLine="0"/>
         <w:jc w:val="center"/>
       </w:pPr>
       <w:r>
-        <w:t>The Bird That Knows Where North Is</w:t>
+        <w:t>The Robin's Compass</w:t>
       </w:r>
     </w:p>
     <w:p>
@@ -643,7 +607,22 @@
         <w:jc w:val="center"/>
       </w:pPr>
       <w:r>
-        <w:t>Some birds can sense the Earth's magnetic field.</w:t>
+        <w:t>Picture a bird flying thousands of miles to a place it has never seen.</w:t>
+      </w:r>
+      <w:r>
+        <w:br/>
+        <w:br/>
+        <w:t>There is no road, no sign, and no satellite telling it where to turn.</w:t>
+      </w:r>
+      <w:r>
+        <w:br/>
+        <w:br/>
+        <w:t>And yet the bird holds a steady sense of direction the whole way.</w:t>
+      </w:r>
+      <w:r>
+        <w:br/>
+        <w:br/>
+        <w:t>Part of the trick is that some birds can sense the Earth's magnetic field.</w:t>
       </w:r>
       <w:r>
         <w:br/>
@@ -698,88 +677,40 @@
         <w:br/>
         <w:t>The bird may be using quantum spin chemistry as a built-in compass.</w:t>
       </w:r>
-    </w:p>
-    <w:p>
-      <w:pPr>
-        <w:pStyle w:val="Heading1"/>
-        <w:ind w:left="0" w:right="0" w:firstLine="0"/>
-        <w:jc w:val="center"/>
-      </w:pPr>
       <w:r>
-        <w:t>A Compass Inside the Eye?</w:t>
-      </w:r>
-    </w:p>
-    <w:p>
-      <w:pPr>
-        <w:ind w:left="0" w:right="0" w:firstLine="0"/>
-        <w:jc w:val="center"/>
-      </w:pPr>
-      <w:r>
-        <w:t>Picture a bird flying thousands of miles to a place it has never seen.</w:t>
+        <w:br/>
+        <w:br/>
+        <w:t>The best evidence comes from European robins.</w:t>
       </w:r>
       <w:r>
         <w:br/>
         <w:br/>
-        <w:t>There is no road.</w:t>
+        <w:t>In 2014, researchers in Oldenburg, Germany, found that caged robins lost their sense of direction when exposed to faint electrical noise from the city, the kind of weak radio-frequency interference a classical compass would ignore.</w:t>
       </w:r>
       <w:r>
         <w:br/>
         <w:br/>
-        <w:t>No sign.</w:t>
+        <w:t>Shielding the huts restored it.</w:t>
       </w:r>
       <w:r>
         <w:br/>
         <w:br/>
-        <w:t>No satellite telling it where to turn.</w:t>
+        <w:t>That is exactly the kind of fragility a radical-pair compass predicts.</w:t>
       </w:r>
       <w:r>
         <w:br/>
         <w:br/>
-        <w:t>And yet the bird holds a steady sense of direction the whole way.</w:t>
+        <w:t>This is one of the most beautiful bridges from quantum physics to animal behavior.</w:t>
       </w:r>
       <w:r>
         <w:br/>
         <w:br/>
-        <w:t>The radical-pair hypothesis says light hitting the eye triggers a chemical reaction.</w:t>
+        <w:t>It is tempting to call the bird a quantum computer.</w:t>
       </w:r>
       <w:r>
         <w:br/>
         <w:br/>
-        <w:t>That reaction creates those linked radical pairs.</w:t>
-      </w:r>
-      <w:r>
-        <w:br/>
-        <w:br/>
-        <w:t>The result could hand the bird real directional information.</w:t>
-      </w:r>
-      <w:r>
-        <w:br/>
-        <w:br/>
-        <w:t>This is one of the most beautiful bridges from quantum physics to animal behavior.</w:t>
-      </w:r>
-    </w:p>
-    <w:p>
-      <w:pPr>
-        <w:pStyle w:val="Heading1"/>
-        <w:ind w:left="0" w:right="0" w:firstLine="0"/>
-        <w:jc w:val="center"/>
-      </w:pPr>
-      <w:r>
-        <w:t>But Do Not Call the Bird a Quantum Computer</w:t>
-      </w:r>
-    </w:p>
-    <w:p>
-      <w:pPr>
-        <w:ind w:left="0" w:right="0" w:firstLine="0"/>
-        <w:jc w:val="center"/>
-      </w:pPr>
-      <w:r>
-        <w:t>That phrase is tempting to reach for.</w:t>
-      </w:r>
-      <w:r>
-        <w:br/>
-        <w:br/>
-        <w:t>It is also misleading.</w:t>
+        <w:t>That phrase is misleading.</w:t>
       </w:r>
       <w:r>
         <w:br/>
@@ -804,7 +735,7 @@
     </w:p>
     <w:p>
       <w:pPr>
-        <w:pStyle w:val="Heading1"/>
+        <w:pStyle w:val="Heading2"/>
         <w:ind w:left="0" w:right="0" w:firstLine="0"/>
         <w:jc w:val="center"/>
       </w:pPr>
@@ -872,17 +803,32 @@
       <w:r>
         <w:br/>
         <w:br/>
+        <w:t>The biophysicist Luca Turin championed it in the 1990s.</w:t>
+      </w:r>
+      <w:r>
+        <w:br/>
+        <w:br/>
+        <w:t>In 2011, fruit flies were shown to tell apart two versions of a molecule that differ only in their hydrogen, which changes how they vibrate but not their shape.</w:t>
+      </w:r>
+      <w:r>
+        <w:br/>
+        <w:br/>
+        <w:t>Tests with people, though, have given mixed results.</w:t>
+      </w:r>
+      <w:r>
+        <w:br/>
+        <w:br/>
         <w:t>It is a fascinating idea, but far less solidly established than several other examples in this chapter.</w:t>
       </w:r>
     </w:p>
     <w:p>
       <w:pPr>
-        <w:pStyle w:val="Heading1"/>
+        <w:pStyle w:val="Heading2"/>
         <w:ind w:left="0" w:right="0" w:firstLine="0"/>
         <w:jc w:val="center"/>
       </w:pPr>
       <w:r>
-        <w:t>Quantum Effects Are Not Automatically Useful</w:t>
+        <w:t>The Standard of Proof</w:t>
       </w:r>
     </w:p>
     <w:p>
@@ -901,27 +847,7 @@
       <w:r>
         <w:br/>
         <w:br/>
-        <w:t>Everything, at bottom, is quantum mechanical.</w:t>
-      </w:r>
-      <w:r>
-        <w:br/>
-        <w:br/>
-        <w:t>Atoms are quantum.</w:t>
-      </w:r>
-      <w:r>
-        <w:br/>
-        <w:br/>
-        <w:t>Molecules are quantum.</w:t>
-      </w:r>
-      <w:r>
-        <w:br/>
-        <w:br/>
-        <w:t>Chemistry itself is quantum.</w:t>
-      </w:r>
-      <w:r>
-        <w:br/>
-        <w:br/>
-        <w:t>So simply saying “biology is quantum” proves almost nothing.</w:t>
+        <w:t>Atoms, molecules, and chemistry itself are all quantum, so simply saying “biology is quantum” proves almost nothing.</w:t>
       </w:r>
       <w:r>
         <w:br/>
@@ -937,168 +863,136 @@
         <w:br/>
         <w:br/>
         <w:t>That is the standard this chapter tries to hold itself to.</w:t>
+      </w:r>
+      <w:r>
+        <w:br/>
+        <w:br/>
+        <w:t>So why do we need a separate field called quantum biology at all?</w:t>
+      </w:r>
+      <w:r>
+        <w:br/>
+        <w:br/>
+        <w:t>Because the question changes.</w:t>
+      </w:r>
+      <w:r>
+        <w:br/>
+        <w:br/>
+        <w:t>Quantum chemistry asks how quantum mechanics explains the shape of molecules and how they react.</w:t>
+      </w:r>
+      <w:r>
+        <w:br/>
+        <w:br/>
+        <w:t>Quantum biology asks something bolder: are these quantum effects actually doing a job the organism needs?</w:t>
+      </w:r>
+      <w:r>
+        <w:br/>
+        <w:br/>
+        <w:t>That is a much bigger claim to prove.</w:t>
+      </w:r>
+      <w:r>
+        <w:br/>
+        <w:br/>
+        <w:t>A living thing does not need to keep its entire body in one giant quantum superposition.</w:t>
+      </w:r>
+      <w:r>
+        <w:br/>
+        <w:br/>
+        <w:t>That would be spectacularly difficult, maybe impossible.</w:t>
+      </w:r>
+      <w:r>
+        <w:br/>
+        <w:br/>
+        <w:t>Instead, evolution may exploit tiny quantum effects locally, one small event at a time.</w:t>
+      </w:r>
+      <w:r>
+        <w:br/>
+        <w:br/>
+        <w:t>A proton tunnels.</w:t>
+      </w:r>
+      <w:r>
+        <w:br/>
+        <w:br/>
+        <w:t>An electron's spin shifts.</w:t>
+      </w:r>
+      <w:r>
+        <w:br/>
+        <w:br/>
+        <w:t>A molecular excitation stays coherent for a brief moment.</w:t>
+      </w:r>
+      <w:r>
+        <w:br/>
+        <w:br/>
+        <w:t>A chemical reaction takes a slightly different path than expected.</w:t>
+      </w:r>
+      <w:r>
+        <w:br/>
+        <w:br/>
+        <w:t>That tiny difference can change the very next biochemical step.</w:t>
+      </w:r>
+      <w:r>
+        <w:br/>
+        <w:br/>
+        <w:t>And biology is remarkably good at amplifying small effects into large, visible outcomes.</w:t>
+      </w:r>
+      <w:r>
+        <w:br/>
+        <w:br/>
+        <w:t>Natural selection has no particular fondness for tidy, classical explanations.</w:t>
+      </w:r>
+      <w:r>
+        <w:br/>
+        <w:br/>
+        <w:t>If a molecule works better because of quantum tunneling, organisms carrying that molecule can simply reproduce more successfully.</w:t>
+      </w:r>
+      <w:r>
+        <w:br/>
+        <w:br/>
+        <w:t>If a quantum spin effect improves a bird's navigation, selection can preserve it without anyone designing it on purpose.</w:t>
+      </w:r>
+      <w:r>
+        <w:br/>
+        <w:br/>
+        <w:t>If a photosynthetic complex moves energy more efficiently because of its quantum behavior, that advantage can stick around too.</w:t>
+      </w:r>
+      <w:r>
+        <w:br/>
+        <w:br/>
+        <w:t>Evolution never stops to ask, “Is this quantum?”</w:t>
+      </w:r>
+      <w:r>
+        <w:br/>
+        <w:br/>
+        <w:t>It only ever asks one question: “Does it work?”</w:t>
+      </w:r>
+      <w:r>
+        <w:br/>
+        <w:br/>
+        <w:t>A beautiful theoretical mechanism is never enough on its own.</w:t>
+      </w:r>
+      <w:r>
+        <w:br/>
+        <w:br/>
+        <w:t>Scientists need careful measurements, run under conditions that resemble a living cell, with ordinary non-quantum explanations ruled out first.</w:t>
+      </w:r>
+      <w:r>
+        <w:br/>
+        <w:br/>
+        <w:t>They need to know whether the quantum effect is big enough, and lasts long enough, to matter.</w:t>
+      </w:r>
+      <w:r>
+        <w:br/>
+        <w:br/>
+        <w:t>And ideally, they need to show that changing the effect changes the biological outcome.</w:t>
+      </w:r>
+      <w:r>
+        <w:br/>
+        <w:br/>
+        <w:t>That is how quantum biology turns into real biology, instead of quantum-flavored storytelling.</w:t>
       </w:r>
     </w:p>
     <w:p>
       <w:pPr>
-        <w:pStyle w:val="Heading1"/>
-        <w:ind w:left="0" w:right="0" w:firstLine="0"/>
-        <w:jc w:val="center"/>
-      </w:pPr>
-      <w:r>
-        <w:t>From Quantum Chemistry to Quantum Biology</w:t>
-      </w:r>
-    </w:p>
-    <w:p>
-      <w:pPr>
-        <w:ind w:left="0" w:right="0" w:firstLine="0"/>
-        <w:jc w:val="center"/>
-      </w:pPr>
-      <w:r>
-        <w:t>Here is an obvious objection.</w:t>
-      </w:r>
-      <w:r>
-        <w:br/>
-        <w:br/>
-        <w:t>Chemistry is already quantum mechanical.</w:t>
-      </w:r>
-      <w:r>
-        <w:br/>
-        <w:br/>
-        <w:t>So why do we need a separate field called quantum biology?</w:t>
-      </w:r>
-      <w:r>
-        <w:br/>
-        <w:br/>
-        <w:t>Because the question changes.</w:t>
-      </w:r>
-      <w:r>
-        <w:br/>
-        <w:br/>
-        <w:t>Quantum chemistry asks how quantum mechanics explains the shape of molecules and how they react.</w:t>
-      </w:r>
-      <w:r>
-        <w:br/>
-        <w:br/>
-        <w:t>Quantum biology asks something bolder: are these quantum effects actually doing a job the organism needs?</w:t>
-      </w:r>
-      <w:r>
-        <w:br/>
-        <w:br/>
-        <w:t>That is a much bigger claim to prove.</w:t>
-      </w:r>
-      <w:r>
-        <w:br/>
-        <w:br/>
-        <w:t>The interesting cases are the ones where a quantum effect survives a living cell's chaos and changes something the organism does.</w:t>
-      </w:r>
-    </w:p>
-    <w:p>
-      <w:pPr>
-        <w:pStyle w:val="Heading1"/>
-        <w:ind w:left="0" w:right="0" w:firstLine="0"/>
-        <w:jc w:val="center"/>
-      </w:pPr>
-      <w:r>
-        <w:t>Life May Exploit the Edge, Not the Whole Quantum World</w:t>
-      </w:r>
-    </w:p>
-    <w:p>
-      <w:pPr>
-        <w:ind w:left="0" w:right="0" w:firstLine="0"/>
-        <w:jc w:val="center"/>
-      </w:pPr>
-      <w:r>
-        <w:t>A living thing does not need to keep its entire body in one giant quantum superposition.</w:t>
-      </w:r>
-      <w:r>
-        <w:br/>
-        <w:br/>
-        <w:t>That would be spectacularly difficult, maybe impossible.</w:t>
-      </w:r>
-      <w:r>
-        <w:br/>
-        <w:br/>
-        <w:t>Instead, evolution may exploit tiny quantum effects locally, one small event at a time.</w:t>
-      </w:r>
-      <w:r>
-        <w:br/>
-        <w:br/>
-        <w:t>A proton tunnels.</w:t>
-      </w:r>
-      <w:r>
-        <w:br/>
-        <w:br/>
-        <w:t>An electron's spin shifts.</w:t>
-      </w:r>
-      <w:r>
-        <w:br/>
-        <w:br/>
-        <w:t>A molecular excitation stays coherent for a brief moment.</w:t>
-      </w:r>
-      <w:r>
-        <w:br/>
-        <w:br/>
-        <w:t>A chemical reaction takes a slightly different path than expected.</w:t>
-      </w:r>
-      <w:r>
-        <w:br/>
-        <w:br/>
-        <w:t>That tiny difference can change the very next biochemical step.</w:t>
-      </w:r>
-      <w:r>
-        <w:br/>
-        <w:br/>
-        <w:t>And biology is remarkably good at amplifying small effects into large, visible outcomes.</w:t>
-      </w:r>
-    </w:p>
-    <w:p>
-      <w:pPr>
-        <w:pStyle w:val="Heading1"/>
-        <w:ind w:left="0" w:right="0" w:firstLine="0"/>
-        <w:jc w:val="center"/>
-      </w:pPr>
-      <w:r>
-        <w:t>Evolution Does Not Care How Weird the Mechanism Is</w:t>
-      </w:r>
-    </w:p>
-    <w:p>
-      <w:pPr>
-        <w:ind w:left="0" w:right="0" w:firstLine="0"/>
-        <w:jc w:val="center"/>
-      </w:pPr>
-      <w:r>
-        <w:t>Natural selection has no particular fondness for tidy, classical explanations.</w:t>
-      </w:r>
-      <w:r>
-        <w:br/>
-        <w:br/>
-        <w:t>If a molecule works better because of quantum tunneling, organisms carrying that molecule can simply reproduce more successfully.</w:t>
-      </w:r>
-      <w:r>
-        <w:br/>
-        <w:br/>
-        <w:t>If a quantum spin effect improves a bird's navigation, selection can preserve it without anyone designing it on purpose.</w:t>
-      </w:r>
-      <w:r>
-        <w:br/>
-        <w:br/>
-        <w:t>If a photosynthetic complex moves energy more efficiently because of its quantum behavior, that advantage can stick around too.</w:t>
-      </w:r>
-      <w:r>
-        <w:br/>
-        <w:br/>
-        <w:t>Evolution never stops to ask, “Is this quantum?”</w:t>
-      </w:r>
-      <w:r>
-        <w:br/>
-        <w:br/>
-        <w:t>It only ever asks one question: “Does it work?”</w:t>
-      </w:r>
-    </w:p>
-    <w:p>
-      <w:pPr>
-        <w:pStyle w:val="Heading1"/>
+        <w:pStyle w:val="Heading2"/>
         <w:ind w:left="0" w:right="0" w:firstLine="0"/>
         <w:jc w:val="center"/>
       </w:pPr>
@@ -1112,11 +1006,6 @@
         <w:jc w:val="center"/>
       </w:pPr>
       <w:r>
-        <w:t>Now for the biggest question here.</w:t>
-      </w:r>
-      <w:r>
-        <w:br/>
-        <w:br/>
         <w:t>Maybe quantum mechanics did not just become handy after life appeared.</w:t>
       </w:r>
       <w:r>
@@ -1154,45 +1043,6 @@
         <w:br/>
         <w:t>The open question is whether one specific quantum effect was not just present, but essential.</w:t>
       </w:r>
-    </w:p>
-    <w:p>
-      <w:pPr>
-        <w:pStyle w:val="Heading1"/>
-        <w:ind w:left="0" w:right="0" w:firstLine="0"/>
-        <w:jc w:val="center"/>
-      </w:pPr>
-      <w:r>
-        <w:t>The First Replicator</w:t>
-      </w:r>
-    </w:p>
-    <w:p>
-      <w:pPr>
-        <w:ind w:left="0" w:right="0" w:firstLine="0"/>
-        <w:jc w:val="center"/>
-      </w:pPr>
-      <w:r>
-        <w:t>Picture a chemical system that can make copies of itself.</w:t>
-      </w:r>
-      <w:r>
-        <w:br/>
-        <w:br/>
-        <w:t>Once copying exists, small differences between copies start to matter.</w:t>
-      </w:r>
-      <w:r>
-        <w:br/>
-        <w:br/>
-        <w:t>Once those differences exist, selection can act on them, and evolution begins.</w:t>
-      </w:r>
-      <w:r>
-        <w:br/>
-        <w:br/>
-        <w:t>But how did the first reliable, self-copying chemistry ever get started?</w:t>
-      </w:r>
-      <w:r>
-        <w:br/>
-        <w:br/>
-        <w:t>Quantum mechanics governs how every atom and molecule involved behaves.</w:t>
-      </w:r>
       <w:r>
         <w:br/>
         <w:br/>
@@ -1208,44 +1058,15 @@
         <w:br/>
         <w:t>Right now, that is still an open research question, not a solved problem.</w:t>
       </w:r>
-    </w:p>
-    <w:p>
-      <w:pPr>
-        <w:pStyle w:val="Heading1"/>
-        <w:ind w:left="0" w:right="0" w:firstLine="0"/>
-        <w:jc w:val="center"/>
-      </w:pPr>
       <w:r>
-        <w:t>Information Enters the Story</w:t>
-      </w:r>
-    </w:p>
-    <w:p>
-      <w:pPr>
-        <w:ind w:left="0" w:right="0" w:firstLine="0"/>
-        <w:jc w:val="center"/>
-      </w:pPr>
-      <w:r>
+        <w:br/>
+        <w:br/>
         <w:t>Life is not merely chemistry.</w:t>
       </w:r>
       <w:r>
         <w:br/>
         <w:br/>
         <w:t>It is chemistry organized around information: instructions that get followed, copied, and passed on.</w:t>
-      </w:r>
-      <w:r>
-        <w:br/>
-        <w:br/>
-        <w:t>DNA stores that information.</w:t>
-      </w:r>
-      <w:r>
-        <w:br/>
-        <w:br/>
-        <w:t>RNA can store information and, in some cases, act like an enzyme itself.</w:t>
-      </w:r>
-      <w:r>
-        <w:br/>
-        <w:br/>
-        <w:t>Proteins carry out the chemical work those instructions call for, and cells preserve, copy, and manage all of it over time.</w:t>
       </w:r>
       <w:r>
         <w:br/>
@@ -1265,120 +1086,12 @@
     </w:p>
     <w:p>
       <w:pPr>
-        <w:pStyle w:val="Heading1"/>
+        <w:pStyle w:val="Heading2"/>
         <w:ind w:left="0" w:right="0" w:firstLine="0"/>
         <w:jc w:val="center"/>
       </w:pPr>
       <w:r>
-        <w:t>Why the Warm, Wet Cell May Actually Help</w:t>
-      </w:r>
-    </w:p>
-    <w:p>
-      <w:pPr>
-        <w:ind w:left="0" w:right="0" w:firstLine="0"/>
-        <w:jc w:val="center"/>
-      </w:pPr>
-      <w:r>
-        <w:t>A cell's warm, wet, jostling environment destroys many kinds of quantum coherence.</w:t>
-      </w:r>
-      <w:r>
-        <w:br/>
-        <w:br/>
-        <w:t>But that does not mean every quantum effect inside a cell is useless.</w:t>
-      </w:r>
-      <w:r>
-        <w:br/>
-        <w:br/>
-        <w:t>Sometimes a noisy environment helps a system move energy efficiently through a complicated molecular landscape.</w:t>
-      </w:r>
-      <w:r>
-        <w:br/>
-        <w:br/>
-        <w:t>Sometimes ordinary heat-driven jostling assists a chemical reaction rather than ruining it.</w:t>
-      </w:r>
-      <w:r>
-        <w:br/>
-        <w:br/>
-        <w:t>Sometimes the environment itself decides which quantum states end up mattering most.</w:t>
-      </w:r>
-      <w:r>
-        <w:br/>
-        <w:br/>
-        <w:t>So the relationship between quantum coherence, noise, and what a cell does is subtler than you might expect.</w:t>
-      </w:r>
-      <w:r>
-        <w:br/>
-        <w:br/>
-        <w:t>It is not simply a case of quantum good, environment bad.</w:t>
-      </w:r>
-    </w:p>
-    <w:p>
-      <w:pPr>
-        <w:pStyle w:val="Heading1"/>
-        <w:ind w:left="0" w:right="0" w:firstLine="0"/>
-        <w:jc w:val="center"/>
-      </w:pPr>
-      <w:r>
-        <w:t>A Biological Quantum Effect Has to Survive Reality</w:t>
-      </w:r>
-    </w:p>
-    <w:p>
-      <w:pPr>
-        <w:ind w:left="0" w:right="0" w:firstLine="0"/>
-        <w:jc w:val="center"/>
-      </w:pPr>
-      <w:r>
-        <w:t>This is where experimental science earns its keep.</w:t>
-      </w:r>
-      <w:r>
-        <w:br/>
-        <w:br/>
-        <w:t>A beautiful theoretical mechanism is never enough on its own.</w:t>
-      </w:r>
-      <w:r>
-        <w:br/>
-        <w:br/>
-        <w:t>Scientists need real measurements.</w:t>
-      </w:r>
-      <w:r>
-        <w:br/>
-        <w:br/>
-        <w:t>They need careful controls.</w:t>
-      </w:r>
-      <w:r>
-        <w:br/>
-        <w:br/>
-        <w:t>They need to rule out ordinary, non-quantum explanations first.</w:t>
-      </w:r>
-      <w:r>
-        <w:br/>
-        <w:br/>
-        <w:t>They need experiments run under conditions that resemble a living cell.</w:t>
-      </w:r>
-      <w:r>
-        <w:br/>
-        <w:br/>
-        <w:t>They need to know whether the quantum effect is big enough, and lasts long enough, to matter.</w:t>
-      </w:r>
-      <w:r>
-        <w:br/>
-        <w:br/>
-        <w:t>And ideally, they need to show that changing the effect changes the biological outcome.</w:t>
-      </w:r>
-      <w:r>
-        <w:br/>
-        <w:br/>
-        <w:t>That is how quantum biology turns into real biology, instead of quantum-flavored storytelling.</w:t>
-      </w:r>
-    </w:p>
-    <w:p>
-      <w:pPr>
-        <w:pStyle w:val="Heading1"/>
-        <w:ind w:left="0" w:right="0" w:firstLine="0"/>
-        <w:jc w:val="center"/>
-      </w:pPr>
-      <w:r>
-        <w:t>What McFadden and Al-Khalili Get Right</w:t>
+        <w:t>One Last Photon</w:t>
       </w:r>
     </w:p>
     <w:p>
@@ -1426,7 +1139,7 @@
       <w:r>
         <w:br/>
         <w:br/>
-        <w:t>That is an exciting research program, with a wonderful implication.</w:t>
+        <w:t>That research program carries a wonderful implication.</w:t>
       </w:r>
       <w:r>
         <w:br/>
@@ -1438,33 +1151,14 @@
         <w:br/>
         <w:t>Life may have simply learned to use it.</w:t>
       </w:r>
-    </w:p>
-    <w:p>
-      <w:pPr>
-        <w:pStyle w:val="Heading1"/>
-        <w:ind w:left="0" w:right="0" w:firstLine="0"/>
-        <w:jc w:val="center"/>
-      </w:pPr>
       <w:r>
-        <w:t>The Scientific Warning Label</w:t>
-      </w:r>
-    </w:p>
-    <w:p>
-      <w:pPr>
-        <w:ind w:left="0" w:right="0" w:firstLine="0"/>
-        <w:jc w:val="center"/>
-      </w:pPr>
-      <w:r>
+        <w:br/>
+        <w:br/>
         <w:t>Even so, resist the temptation to turn every mystery of life into quantum magic.</w:t>
       </w:r>
       <w:r>
         <w:br/>
         <w:br/>
-        <w:t>Quantum biology is a real scientific field.</w:t>
-      </w:r>
-      <w:r>
-        <w:br/>
-        <w:br/>
         <w:t>Some quantum effects in living systems, like tunneling inside enzymes, are well established.</w:t>
       </w:r>
       <w:r>
@@ -1492,23 +1186,9 @@
         <w:br/>
         <w:t>The better, more honest conclusion is this: quantum mechanics may be one more tool evolution found lying around and learned to use.</w:t>
       </w:r>
-    </w:p>
-    <w:p>
-      <w:pPr>
-        <w:pStyle w:val="Heading1"/>
-        <w:ind w:left="0" w:right="0" w:firstLine="0"/>
-        <w:jc w:val="center"/>
-      </w:pPr>
       <w:r>
-        <w:t>One Last Photon</w:t>
-      </w:r>
-    </w:p>
-    <w:p>
-      <w:pPr>
-        <w:ind w:left="0" w:right="0" w:firstLine="0"/>
-        <w:jc w:val="center"/>
-      </w:pPr>
-      <w:r>
+        <w:br/>
+        <w:br/>
         <w:t>A photon, a single particle of light, arrives.</w:t>
       </w:r>
       <w:r>
@@ -1569,7 +1249,7 @@
       <w:r>
         <w:br/>
         <w:br/>
-        <w:t>It means the boundary between the quantum world and the living world may be less sharp than we thought.</w:t>
+        <w:t>The boundary between the quantum world and the living world may be less sharp than we thought.</w:t>
       </w:r>
       <w:r>
         <w:br/>
@@ -2059,16 +1739,17 @@
     <w:pPr>
       <w:keepNext/>
       <w:keepLines/>
-      <w:spacing w:before="200" w:after="0"/>
+      <w:spacing w:before="480" w:after="0"/>
+      <w:jc w:val="center"/>
       <w:outlineLvl w:val="1"/>
     </w:pPr>
     <w:rPr>
-      <w:rFonts w:asciiTheme="majorHAnsi" w:eastAsiaTheme="majorEastAsia" w:hAnsiTheme="majorHAnsi" w:cstheme="majorBidi"/>
+      <w:rFonts w:ascii="Amazon Ember" w:hAnsi="Amazon Ember" w:cs="Amazon Ember"/>
       <w:b/>
       <w:bCs/>
-      <w:color w:val="4F81BD" w:themeColor="accent1"/>
-      <w:sz w:val="26"/>
-      <w:szCs w:val="26"/>
+      <w:color w:val="0000FF"/>
+      <w:sz w:val="36"/>
+      <w:szCs w:val="36"/>
     </w:rPr>
   </w:style>
   <w:style w:type="paragraph" w:styleId="Heading3">
@@ -2276,12 +1957,12 @@
     <w:uiPriority w:val="9"/>
     <w:rsid w:val="00FC693F"/>
     <w:rPr>
-      <w:rFonts w:asciiTheme="majorHAnsi" w:eastAsiaTheme="majorEastAsia" w:hAnsiTheme="majorHAnsi" w:cstheme="majorBidi"/>
+      <w:rFonts w:ascii="Amazon Ember" w:hAnsi="Amazon Ember" w:cs="Amazon Ember"/>
       <w:b/>
       <w:bCs/>
-      <w:color w:val="365F91" w:themeColor="accent1" w:themeShade="BF"/>
-      <w:sz w:val="28"/>
-      <w:szCs w:val="28"/>
+      <w:color w:val="0000FF"/>
+      <w:sz w:val="36"/>
+      <w:szCs w:val="36"/>
     </w:rPr>
   </w:style>
   <w:style w:type="character" w:customStyle="1" w:styleId="Heading2Char">
@@ -2291,12 +1972,12 @@
     <w:uiPriority w:val="9"/>
     <w:rsid w:val="00FC693F"/>
     <w:rPr>
-      <w:rFonts w:asciiTheme="majorHAnsi" w:eastAsiaTheme="majorEastAsia" w:hAnsiTheme="majorHAnsi" w:cstheme="majorBidi"/>
+      <w:rFonts w:ascii="Amazon Ember" w:hAnsi="Amazon Ember" w:cs="Amazon Ember"/>
       <w:b/>
       <w:bCs/>
-      <w:color w:val="4F81BD" w:themeColor="accent1"/>
-      <w:sz w:val="26"/>
-      <w:szCs w:val="26"/>
+      <w:color w:val="0000FF"/>
+      <w:sz w:val="36"/>
+      <w:szCs w:val="36"/>
     </w:rPr>
   </w:style>
   <w:style w:type="character" w:customStyle="1" w:styleId="Heading3Char">
@@ -13661,6 +13342,46 @@
         <w:shd w:val="clear" w:color="auto" w:fill="FBCAA2" w:themeFill="accent6" w:themeFillTint="7F"/>
       </w:tcPr>
     </w:tblStylePr>
+  </w:style>
+  <w:style w:type="paragraph" w:customStyle="1" w:styleId="ChapterLabel">
+    <w:name w:val="Chapter Label"/>
+    <w:basedOn w:val="Normal"/>
+    <w:next w:val="Normal"/>
+    <w:qFormat/>
+    <w:pPr>
+      <w:keepNext/>
+      <w:keepLines/>
+      <w:spacing w:before="480" w:after="0"/>
+      <w:jc w:val="center"/>
+    </w:pPr>
+    <w:rPr>
+      <w:rFonts w:ascii="Amazon Ember" w:hAnsi="Amazon Ember" w:cs="Amazon Ember"/>
+      <w:b/>
+      <w:bCs/>
+      <w:color w:val="0000FF"/>
+      <w:sz w:val="36"/>
+      <w:szCs w:val="36"/>
+    </w:rPr>
+  </w:style>
+  <w:style w:type="paragraph" w:customStyle="1" w:styleId="PartTitle">
+    <w:name w:val="Part Title"/>
+    <w:basedOn w:val="Normal"/>
+    <w:next w:val="Normal"/>
+    <w:qFormat/>
+    <w:pPr>
+      <w:keepNext/>
+      <w:keepLines/>
+      <w:spacing w:before="480" w:after="0"/>
+      <w:jc w:val="center"/>
+    </w:pPr>
+    <w:rPr>
+      <w:rFonts w:ascii="Amazon Ember" w:hAnsi="Amazon Ember" w:cs="Amazon Ember"/>
+      <w:b/>
+      <w:bCs/>
+      <w:color w:val="0000FF"/>
+      <w:sz w:val="36"/>
+      <w:szCs w:val="36"/>
+    </w:rPr>
   </w:style>
 </w:styles>
 </file>

--- a/Evolution/chapters/05 - Quantum Biology - Life on the Edge.docx
+++ b/Evolution/chapters/05 - Quantum Biology - Life on the Edge.docx
@@ -9,7 +9,7 @@
         <w:jc w:val="center"/>
       </w:pPr>
       <w:r>
-        <w:t>Life: Science for Everyone</w:t>
+        <w:t>Life: Evolution</w:t>
       </w:r>
     </w:p>
     <w:p>
